--- a/practica_etl/docs/Practica_ETL_Analisis_Datos.docx
+++ b/practica_etl/docs/Practica_ETL_Analisis_Datos.docx
@@ -567,6 +567,8 @@
             </w:tcMar>
           </w:tcPr>
           <w:p>
+            <w:proofErr w:type="spellStart"/>
+            <w:proofErr w:type="gramStart"/>
             <w:r>
               <w:rPr>
                 <w:sz w:val="18"/>
@@ -574,6 +576,8 @@
               </w:rPr>
               <w:t>clientes.json</w:t>
             </w:r>
+            <w:proofErr w:type="spellEnd"/>
+            <w:proofErr w:type="gramEnd"/>
           </w:p>
         </w:tc>
         <w:tc>
@@ -594,12 +598,21 @@
             </w:tcMar>
           </w:tcPr>
           <w:p>
-            <w:r>
-              <w:rPr>
-                <w:sz w:val="18"/>
-                <w:szCs w:val="18"/>
-              </w:rPr>
-              <w:t>Info de clientes</w:t>
+            <w:proofErr w:type="spellStart"/>
+            <w:r>
+              <w:rPr>
+                <w:sz w:val="18"/>
+                <w:szCs w:val="18"/>
+              </w:rPr>
+              <w:t>Info</w:t>
+            </w:r>
+            <w:proofErr w:type="spellEnd"/>
+            <w:r>
+              <w:rPr>
+                <w:sz w:val="18"/>
+                <w:szCs w:val="18"/>
+              </w:rPr>
+              <w:t xml:space="preserve"> de clientes</w:t>
             </w:r>
           </w:p>
         </w:tc>
@@ -648,6 +661,7 @@
             </w:tcMar>
           </w:tcPr>
           <w:p>
+            <w:proofErr w:type="spellStart"/>
             <w:r>
               <w:rPr>
                 <w:sz w:val="18"/>
@@ -655,6 +669,7 @@
               </w:rPr>
               <w:t>Semi-estructurada</w:t>
             </w:r>
+            <w:proofErr w:type="spellEnd"/>
           </w:p>
         </w:tc>
       </w:tr>
@@ -920,8 +935,31 @@
       <w:pPr>
         <w:spacing w:after="100"/>
       </w:pPr>
-      <w:r>
-        <w:t>clientes.json — Semi-estructurada: posee metadatos (claves) que describen el contenido, pero puede incluir campos anidados, arrays y valores nulos variables sin un esquema rígido obligatorio.</w:t>
+      <w:proofErr w:type="spellStart"/>
+      <w:proofErr w:type="gramStart"/>
+      <w:r>
+        <w:t>clientes.json</w:t>
+      </w:r>
+      <w:proofErr w:type="spellEnd"/>
+      <w:proofErr w:type="gramEnd"/>
+      <w:r>
+        <w:t xml:space="preserve"> — </w:t>
+      </w:r>
+      <w:proofErr w:type="spellStart"/>
+      <w:r>
+        <w:t>Semi-estructurada</w:t>
+      </w:r>
+      <w:proofErr w:type="spellEnd"/>
+      <w:r>
+        <w:t xml:space="preserve">: posee metadatos (claves) que describen el contenido, pero puede incluir campos anidados, </w:t>
+      </w:r>
+      <w:proofErr w:type="spellStart"/>
+      <w:r>
+        <w:t>arrays</w:t>
+      </w:r>
+      <w:proofErr w:type="spellEnd"/>
+      <w:r>
+        <w:t xml:space="preserve"> y valores nulos variables sin un esquema rígido obligatorio.</w:t>
       </w:r>
     </w:p>
     <w:p>
@@ -929,7 +967,15 @@
         <w:spacing w:after="100"/>
       </w:pPr>
       <w:r>
-        <w:t>comentarios.txt — No estructurada: texto libre sin delimitadores, jerarquía ni esquema. Requiere NLP (tokenización, análisis de sentimientos) para extraer información cuantificable.</w:t>
+        <w:t>comentarios.txt — No estructurada: texto libre sin delimitadores, jerarquía ni esquema. Requiere NLP (</w:t>
+      </w:r>
+      <w:proofErr w:type="spellStart"/>
+      <w:r>
+        <w:t>tokenización</w:t>
+      </w:r>
+      <w:proofErr w:type="spellEnd"/>
+      <w:r>
+        <w:t>, análisis de sentimientos) para extraer información cuantificable.</w:t>
       </w:r>
     </w:p>
     <w:p>
@@ -937,7 +983,15 @@
         <w:spacing w:after="100"/>
       </w:pPr>
       <w:r>
-        <w:t>productos.xlsx — Estructurada: tablas relacionales con encabezados explícitos, celdas tipadas y fórmulas opcionales. Compatible con todo motor tabular.</w:t>
+        <w:t xml:space="preserve">productos.xlsx — Estructurada: tablas relacionales con encabezados explícitos, celdas </w:t>
+      </w:r>
+      <w:proofErr w:type="spellStart"/>
+      <w:r>
+        <w:t>tipadas</w:t>
+      </w:r>
+      <w:proofErr w:type="spellEnd"/>
+      <w:r>
+        <w:t xml:space="preserve"> y fórmulas opcionales. Compatible con todo motor tabular.</w:t>
       </w:r>
     </w:p>
     <w:p>
@@ -1191,6 +1245,7 @@
             </w:tcMar>
           </w:tcPr>
           <w:p>
+            <w:proofErr w:type="spellStart"/>
             <w:r>
               <w:rPr>
                 <w:sz w:val="18"/>
@@ -1198,6 +1253,7 @@
               </w:rPr>
               <w:t>Semi-estructurada</w:t>
             </w:r>
+            <w:proofErr w:type="spellEnd"/>
           </w:p>
         </w:tc>
         <w:tc>
@@ -1250,7 +1306,71 @@
                 <w:sz w:val="18"/>
                 <w:szCs w:val="18"/>
               </w:rPr>
-              <w:t>Mayor complejidad en consultas (JSONPath, XPath), joins costosos, parseo adicional</w:t>
+              <w:t>Mayor complejidad en consultas (</w:t>
+            </w:r>
+            <w:proofErr w:type="spellStart"/>
+            <w:r>
+              <w:rPr>
+                <w:sz w:val="18"/>
+                <w:szCs w:val="18"/>
+              </w:rPr>
+              <w:t>JSONPath</w:t>
+            </w:r>
+            <w:proofErr w:type="spellEnd"/>
+            <w:r>
+              <w:rPr>
+                <w:sz w:val="18"/>
+                <w:szCs w:val="18"/>
+              </w:rPr>
+              <w:t xml:space="preserve">, </w:t>
+            </w:r>
+            <w:proofErr w:type="spellStart"/>
+            <w:r>
+              <w:rPr>
+                <w:sz w:val="18"/>
+                <w:szCs w:val="18"/>
+              </w:rPr>
+              <w:t>XPath</w:t>
+            </w:r>
+            <w:proofErr w:type="spellEnd"/>
+            <w:r>
+              <w:rPr>
+                <w:sz w:val="18"/>
+                <w:szCs w:val="18"/>
+              </w:rPr>
+              <w:t xml:space="preserve">), </w:t>
+            </w:r>
+            <w:proofErr w:type="spellStart"/>
+            <w:r>
+              <w:rPr>
+                <w:sz w:val="18"/>
+                <w:szCs w:val="18"/>
+              </w:rPr>
+              <w:t>joins</w:t>
+            </w:r>
+            <w:proofErr w:type="spellEnd"/>
+            <w:r>
+              <w:rPr>
+                <w:sz w:val="18"/>
+                <w:szCs w:val="18"/>
+              </w:rPr>
+              <w:t xml:space="preserve"> costosos, </w:t>
+            </w:r>
+            <w:proofErr w:type="spellStart"/>
+            <w:r>
+              <w:rPr>
+                <w:sz w:val="18"/>
+                <w:szCs w:val="18"/>
+              </w:rPr>
+              <w:t>parseo</w:t>
+            </w:r>
+            <w:proofErr w:type="spellEnd"/>
+            <w:r>
+              <w:rPr>
+                <w:sz w:val="18"/>
+                <w:szCs w:val="18"/>
+              </w:rPr>
+              <w:t xml:space="preserve"> adicional</w:t>
             </w:r>
           </w:p>
         </w:tc>
@@ -1395,8 +1515,45 @@
         </w:numPr>
         <w:spacing w:after="60"/>
       </w:pPr>
-      <w:r>
-        <w:t>venta_id (PK), fecha_id (FK), cliente_id (FK), producto_id (FK), cantidad, precio_unitario, descuento, total</w:t>
+      <w:proofErr w:type="spellStart"/>
+      <w:r>
+        <w:t>venta_id</w:t>
+      </w:r>
+      <w:proofErr w:type="spellEnd"/>
+      <w:r>
+        <w:t xml:space="preserve"> (PK), </w:t>
+      </w:r>
+      <w:proofErr w:type="spellStart"/>
+      <w:r>
+        <w:t>fecha_id</w:t>
+      </w:r>
+      <w:proofErr w:type="spellEnd"/>
+      <w:r>
+        <w:t xml:space="preserve"> (FK), </w:t>
+      </w:r>
+      <w:proofErr w:type="spellStart"/>
+      <w:r>
+        <w:t>cliente_id</w:t>
+      </w:r>
+      <w:proofErr w:type="spellEnd"/>
+      <w:r>
+        <w:t xml:space="preserve"> (FK), </w:t>
+      </w:r>
+      <w:proofErr w:type="spellStart"/>
+      <w:r>
+        <w:t>producto_id</w:t>
+      </w:r>
+      <w:proofErr w:type="spellEnd"/>
+      <w:r>
+        <w:t xml:space="preserve"> (FK), cantidad, </w:t>
+      </w:r>
+      <w:proofErr w:type="spellStart"/>
+      <w:r>
+        <w:t>precio_unitario</w:t>
+      </w:r>
+      <w:proofErr w:type="spellEnd"/>
+      <w:r>
+        <w:t>, descuento, total</w:t>
       </w:r>
     </w:p>
     <w:p>
@@ -1417,7 +1574,31 @@
         <w:spacing w:after="60"/>
       </w:pPr>
       <w:r>
-        <w:t>DIM_FECHA: fecha_id, fecha, dia, mes, trimestre, anio, dia_semana</w:t>
+        <w:t xml:space="preserve">DIM_FECHA: </w:t>
+      </w:r>
+      <w:proofErr w:type="spellStart"/>
+      <w:r>
+        <w:t>fecha_id</w:t>
+      </w:r>
+      <w:proofErr w:type="spellEnd"/>
+      <w:r>
+        <w:t xml:space="preserve">, fecha, </w:t>
+      </w:r>
+      <w:proofErr w:type="spellStart"/>
+      <w:r>
+        <w:t>dia</w:t>
+      </w:r>
+      <w:proofErr w:type="spellEnd"/>
+      <w:r>
+        <w:t xml:space="preserve">, mes, trimestre, </w:t>
+      </w:r>
+      <w:proofErr w:type="spellStart"/>
+      <w:r>
+        <w:t>anio</w:t>
+      </w:r>
+      <w:proofErr w:type="spellEnd"/>
+      <w:r>
+        <w:t>, dia_semana</w:t>
       </w:r>
     </w:p>
     <w:p>
@@ -1431,7 +1612,15 @@
       </w:pPr>
       <w:r>
         <w:lastRenderedPageBreak/>
-        <w:t>DIM_CLIENTE: cliente_id, nombre, email, ciudad, edad, genero</w:t>
+        <w:t xml:space="preserve">DIM_CLIENTE: </w:t>
+      </w:r>
+      <w:proofErr w:type="spellStart"/>
+      <w:r>
+        <w:t>cliente_id</w:t>
+      </w:r>
+      <w:proofErr w:type="spellEnd"/>
+      <w:r>
+        <w:t>, nombre, email, ciudad, edad, genero</w:t>
       </w:r>
     </w:p>
     <w:p>
@@ -1444,7 +1633,31 @@
         <w:spacing w:after="60"/>
       </w:pPr>
       <w:r>
-        <w:t>DIM_PRODUCTO: producto_id, nombre, categoria, precio_base, proveedor</w:t>
+        <w:t xml:space="preserve">DIM_PRODUCTO: </w:t>
+      </w:r>
+      <w:proofErr w:type="spellStart"/>
+      <w:r>
+        <w:t>producto_id</w:t>
+      </w:r>
+      <w:proofErr w:type="spellEnd"/>
+      <w:r>
+        <w:t xml:space="preserve">, nombre, </w:t>
+      </w:r>
+      <w:proofErr w:type="spellStart"/>
+      <w:r>
+        <w:t>categoria</w:t>
+      </w:r>
+      <w:proofErr w:type="spellEnd"/>
+      <w:r>
+        <w:t xml:space="preserve">, </w:t>
+      </w:r>
+      <w:proofErr w:type="spellStart"/>
+      <w:r>
+        <w:t>precio_base</w:t>
+      </w:r>
+      <w:proofErr w:type="spellEnd"/>
+      <w:r>
+        <w:t>, proveedor</w:t>
       </w:r>
     </w:p>
     <w:p>
@@ -1461,7 +1674,23 @@
           <w:b/>
           <w:bCs/>
         </w:rPr>
-        <w:t>2.2 Modelo Copo de Nieve (Snowflake Schema)</w:t>
+        <w:t>2.2 Modelo Copo de Nieve (</w:t>
+      </w:r>
+      <w:proofErr w:type="spellStart"/>
+      <w:r>
+        <w:rPr>
+          <w:b/>
+          <w:bCs/>
+        </w:rPr>
+        <w:t>Snowflake</w:t>
+      </w:r>
+      <w:proofErr w:type="spellEnd"/>
+      <w:r>
+        <w:rPr>
+          <w:b/>
+          <w:bCs/>
+        </w:rPr>
+        <w:t xml:space="preserve"> Schema)</w:t>
       </w:r>
     </w:p>
     <w:p>
@@ -1482,7 +1711,47 @@
         <w:spacing w:after="60"/>
       </w:pPr>
       <w:r>
-        <w:t>DIM_PRODUCTO se descompone en: DIM_PRODUCTO (producto_id, nombre, precio, categoria_id) + DIM_CATEGORIA (categoria_id, nombre_cat, descripcion)</w:t>
+        <w:t>DIM_PRODUCTO se descompone en: DIM_PRODUCTO (</w:t>
+      </w:r>
+      <w:proofErr w:type="spellStart"/>
+      <w:r>
+        <w:t>producto_id</w:t>
+      </w:r>
+      <w:proofErr w:type="spellEnd"/>
+      <w:r>
+        <w:t xml:space="preserve">, nombre, precio, </w:t>
+      </w:r>
+      <w:proofErr w:type="spellStart"/>
+      <w:r>
+        <w:t>categoria_id</w:t>
+      </w:r>
+      <w:proofErr w:type="spellEnd"/>
+      <w:r>
+        <w:t>) + DIM_CATEGORIA (</w:t>
+      </w:r>
+      <w:proofErr w:type="spellStart"/>
+      <w:r>
+        <w:t>categoria_id</w:t>
+      </w:r>
+      <w:proofErr w:type="spellEnd"/>
+      <w:r>
+        <w:t xml:space="preserve">, </w:t>
+      </w:r>
+      <w:proofErr w:type="spellStart"/>
+      <w:r>
+        <w:t>nombre_cat</w:t>
+      </w:r>
+      <w:proofErr w:type="spellEnd"/>
+      <w:r>
+        <w:t xml:space="preserve">, </w:t>
+      </w:r>
+      <w:proofErr w:type="spellStart"/>
+      <w:r>
+        <w:t>descripcion</w:t>
+      </w:r>
+      <w:proofErr w:type="spellEnd"/>
+      <w:r>
+        <w:t>)</w:t>
       </w:r>
     </w:p>
     <w:p>
@@ -1495,7 +1764,39 @@
         <w:spacing w:after="60"/>
       </w:pPr>
       <w:r>
-        <w:t>DIM_CLIENTE se descompone en: DIM_CLIENTE (cliente_id, nombre, email, ciudad_id) + DIM_CIUDAD (ciudad_id, ciudad, estado, pais)</w:t>
+        <w:t>DIM_CLIENTE se descompone en: DIM_CLIENTE (</w:t>
+      </w:r>
+      <w:proofErr w:type="spellStart"/>
+      <w:r>
+        <w:t>cliente_id</w:t>
+      </w:r>
+      <w:proofErr w:type="spellEnd"/>
+      <w:r>
+        <w:t xml:space="preserve">, nombre, email, </w:t>
+      </w:r>
+      <w:proofErr w:type="spellStart"/>
+      <w:r>
+        <w:t>ciudad_id</w:t>
+      </w:r>
+      <w:proofErr w:type="spellEnd"/>
+      <w:r>
+        <w:t>) + DIM_CIUDAD (</w:t>
+      </w:r>
+      <w:proofErr w:type="spellStart"/>
+      <w:r>
+        <w:t>ciudad_id</w:t>
+      </w:r>
+      <w:proofErr w:type="spellEnd"/>
+      <w:r>
+        <w:t xml:space="preserve">, ciudad, estado, </w:t>
+      </w:r>
+      <w:proofErr w:type="spellStart"/>
+      <w:r>
+        <w:t>pais</w:t>
+      </w:r>
+      <w:proofErr w:type="spellEnd"/>
+      <w:r>
+        <w:t>)</w:t>
       </w:r>
     </w:p>
     <w:p>
@@ -2143,8 +2444,52 @@
       <w:pPr>
         <w:spacing w:after="100"/>
       </w:pPr>
-      <w:r>
-        <w:t>Implementación pandas:  df.drop_duplicates()  |  PySpark: df.dropDuplicates(['id','fecha'])</w:t>
+      <w:proofErr w:type="gramStart"/>
+      <w:r>
+        <w:t>Implementación pandas</w:t>
+      </w:r>
+      <w:proofErr w:type="gramEnd"/>
+      <w:r>
+        <w:t xml:space="preserve">:  </w:t>
+      </w:r>
+      <w:proofErr w:type="spellStart"/>
+      <w:proofErr w:type="gramStart"/>
+      <w:r>
+        <w:t>df.drop</w:t>
+      </w:r>
+      <w:proofErr w:type="gramEnd"/>
+      <w:r>
+        <w:t>_</w:t>
+      </w:r>
+      <w:proofErr w:type="gramStart"/>
+      <w:r>
+        <w:t>duplicates</w:t>
+      </w:r>
+      <w:proofErr w:type="spellEnd"/>
+      <w:r>
+        <w:t>()  |</w:t>
+      </w:r>
+      <w:proofErr w:type="gramEnd"/>
+      <w:r>
+        <w:t xml:space="preserve">  PySpark: </w:t>
+      </w:r>
+      <w:proofErr w:type="spellStart"/>
+      <w:proofErr w:type="gramStart"/>
+      <w:r>
+        <w:t>df.dropDuplicates</w:t>
+      </w:r>
+      <w:proofErr w:type="spellEnd"/>
+      <w:proofErr w:type="gramEnd"/>
+      <w:r>
+        <w:t>(['</w:t>
+      </w:r>
+      <w:proofErr w:type="spellStart"/>
+      <w:r>
+        <w:t>id','fecha</w:t>
+      </w:r>
+      <w:proofErr w:type="spellEnd"/>
+      <w:r>
+        <w:t>'])</w:t>
       </w:r>
     </w:p>
     <w:p>
@@ -2167,7 +2512,15 @@
         <w:spacing w:after="100"/>
       </w:pPr>
       <w:r>
-        <w:t>Estrategia según tipo de columna: numérica → mediana (robusta ante outliers); categórica → moda o 'Desconocido'; timestamp → interpolación o eliminación de fila.</w:t>
+        <w:t xml:space="preserve">Estrategia según tipo de columna: numérica → mediana (robusta ante </w:t>
+      </w:r>
+      <w:proofErr w:type="spellStart"/>
+      <w:r>
+        <w:t>outliers</w:t>
+      </w:r>
+      <w:proofErr w:type="spellEnd"/>
+      <w:r>
+        <w:t>); categórica → moda o 'Desconocido'; timestamp → interpolación o eliminación de fila.</w:t>
       </w:r>
     </w:p>
     <w:p>
@@ -2190,7 +2543,23 @@
         <w:spacing w:after="100"/>
       </w:pPr>
       <w:r>
-        <w:t>Unificar representaciones: fechas a ISO 8601, monedas sin símbolo, texto en minúsculas/strip. Crítico antes de joins entre fuentes heterogéneas.</w:t>
+        <w:t>Unificar representaciones: fechas a ISO 8601, monedas sin símbolo, texto en minúsculas/</w:t>
+      </w:r>
+      <w:proofErr w:type="spellStart"/>
+      <w:r>
+        <w:t>strip</w:t>
+      </w:r>
+      <w:proofErr w:type="spellEnd"/>
+      <w:r>
+        <w:t xml:space="preserve">. Crítico antes de </w:t>
+      </w:r>
+      <w:proofErr w:type="spellStart"/>
+      <w:r>
+        <w:t>joins</w:t>
+      </w:r>
+      <w:proofErr w:type="spellEnd"/>
+      <w:r>
+        <w:t xml:space="preserve"> entre fuentes heterogéneas.</w:t>
       </w:r>
     </w:p>
     <w:p>
@@ -2213,7 +2582,23 @@
         <w:spacing w:after="100"/>
       </w:pPr>
       <w:r>
-        <w:t>Normalizar unidades de medida, escalas numéricas y vocabulario controlado (e.g., 'Méx', 'México DF' → 'Ciudad de México'). Reduce cardinalidad en dimensiones.</w:t>
+        <w:t>Normalizar unidades de medida, escalas numéricas y vocabulario controlado (</w:t>
+      </w:r>
+      <w:proofErr w:type="spellStart"/>
+      <w:r>
+        <w:t>e.g</w:t>
+      </w:r>
+      <w:proofErr w:type="spellEnd"/>
+      <w:r>
+        <w:t>., '</w:t>
+      </w:r>
+      <w:proofErr w:type="spellStart"/>
+      <w:r>
+        <w:t>Méx</w:t>
+      </w:r>
+      <w:proofErr w:type="spellEnd"/>
+      <w:r>
+        <w:t>', 'México DF' → 'Ciudad de México'). Reduce cardinalidad en dimensiones.</w:t>
       </w:r>
     </w:p>
     <w:p>
@@ -2240,8 +2625,20 @@
           <w:sz w:val="22"/>
           <w:szCs w:val="22"/>
         </w:rPr>
-        <w:t>Detección de outliers</w:t>
-      </w:r>
+        <w:t xml:space="preserve">Detección de </w:t>
+      </w:r>
+      <w:proofErr w:type="spellStart"/>
+      <w:r>
+        <w:rPr>
+          <w:b/>
+          <w:bCs/>
+          <w:color w:val="404040"/>
+          <w:sz w:val="22"/>
+          <w:szCs w:val="22"/>
+        </w:rPr>
+        <w:t>outliers</w:t>
+      </w:r>
+      <w:proofErr w:type="spellEnd"/>
     </w:p>
     <w:p>
       <w:pPr>
@@ -2272,7 +2669,31 @@
         <w:spacing w:after="100"/>
       </w:pPr>
       <w:r>
-        <w:t>KNN Imputer: imputa con la media de los k vecinos más cercanos. IterativeImputer (MICE): modela cada columna como función de las demás. Aplicable cuando la ausencia es MAR (Missing At Random).</w:t>
+        <w:t xml:space="preserve">KNN </w:t>
+      </w:r>
+      <w:proofErr w:type="spellStart"/>
+      <w:r>
+        <w:t>Imputer</w:t>
+      </w:r>
+      <w:proofErr w:type="spellEnd"/>
+      <w:r>
+        <w:t xml:space="preserve">: imputa con la media de los k vecinos más cercanos. </w:t>
+      </w:r>
+      <w:proofErr w:type="spellStart"/>
+      <w:r>
+        <w:t>IterativeImputer</w:t>
+      </w:r>
+      <w:proofErr w:type="spellEnd"/>
+      <w:r>
+        <w:t xml:space="preserve"> (MICE): modela cada columna como función de las demás. Aplicable cuando la ausencia es MAR (</w:t>
+      </w:r>
+      <w:proofErr w:type="spellStart"/>
+      <w:r>
+        <w:t>Missing</w:t>
+      </w:r>
+      <w:proofErr w:type="spellEnd"/>
+      <w:r>
+        <w:t xml:space="preserve"> At Random).</w:t>
       </w:r>
     </w:p>
     <w:p>
@@ -2318,7 +2739,15 @@
         <w:spacing w:after="100"/>
       </w:pPr>
       <w:r>
-        <w:t>Min-Max Scaling: escala a [0,1], sensible a outliers. StandardScaler: media 0, desviación estándar 1, recomendado para algoritmos basados en distancia (KNN, SVM, PCA).</w:t>
+        <w:t xml:space="preserve">Min-Max Scaling: escala a [0,1], sensible a </w:t>
+      </w:r>
+      <w:proofErr w:type="spellStart"/>
+      <w:r>
+        <w:t>outliers</w:t>
+      </w:r>
+      <w:proofErr w:type="spellEnd"/>
+      <w:r>
+        <w:t>. StandardScaler: media 0, desviación estándar 1, recomendado para algoritmos basados en distancia (KNN, SVM, PCA).</w:t>
       </w:r>
     </w:p>
     <w:p>
@@ -2397,7 +2826,15 @@
         <w:spacing w:after="60"/>
       </w:pPr>
       <w:r>
-        <w:t>Detectar comportamientos atípicos (fraude, fallas, churn).</w:t>
+        <w:t xml:space="preserve">Detectar comportamientos atípicos (fraude, fallas, </w:t>
+      </w:r>
+      <w:proofErr w:type="spellStart"/>
+      <w:r>
+        <w:t>churn</w:t>
+      </w:r>
+      <w:proofErr w:type="spellEnd"/>
+      <w:r>
+        <w:t>).</w:t>
       </w:r>
     </w:p>
     <w:p>
@@ -2580,6 +3017,7 @@
             </w:tcMar>
           </w:tcPr>
           <w:p>
+            <w:proofErr w:type="spellStart"/>
             <w:r>
               <w:rPr>
                 <w:sz w:val="18"/>
@@ -2587,6 +3025,7 @@
               </w:rPr>
               <w:t>Retail</w:t>
             </w:r>
+            <w:proofErr w:type="spellEnd"/>
           </w:p>
         </w:tc>
         <w:tc>
@@ -2612,7 +3051,23 @@
                 <w:sz w:val="18"/>
                 <w:szCs w:val="18"/>
               </w:rPr>
-              <w:t>Market basket analysis, recomendaciones</w:t>
+              <w:t xml:space="preserve">Market </w:t>
+            </w:r>
+            <w:proofErr w:type="spellStart"/>
+            <w:r>
+              <w:rPr>
+                <w:sz w:val="18"/>
+                <w:szCs w:val="18"/>
+              </w:rPr>
+              <w:t>basket</w:t>
+            </w:r>
+            <w:proofErr w:type="spellEnd"/>
+            <w:r>
+              <w:rPr>
+                <w:sz w:val="18"/>
+                <w:szCs w:val="18"/>
+              </w:rPr>
+              <w:t xml:space="preserve"> analysis, recomendaciones</w:t>
             </w:r>
           </w:p>
         </w:tc>
@@ -2634,12 +3089,21 @@
             </w:tcMar>
           </w:tcPr>
           <w:p>
-            <w:r>
-              <w:rPr>
-                <w:sz w:val="18"/>
-                <w:szCs w:val="18"/>
-              </w:rPr>
-              <w:t>Apriori, Reglas de asociación</w:t>
+            <w:proofErr w:type="spellStart"/>
+            <w:r>
+              <w:rPr>
+                <w:sz w:val="18"/>
+                <w:szCs w:val="18"/>
+              </w:rPr>
+              <w:t>Apriori</w:t>
+            </w:r>
+            <w:proofErr w:type="spellEnd"/>
+            <w:r>
+              <w:rPr>
+                <w:sz w:val="18"/>
+                <w:szCs w:val="18"/>
+              </w:rPr>
+              <w:t>, Reglas de asociación</w:t>
             </w:r>
           </w:p>
         </w:tc>
@@ -2723,13 +3187,31 @@
             </w:tcMar>
           </w:tcPr>
           <w:p>
-            <w:r>
-              <w:rPr>
-                <w:sz w:val="18"/>
-                <w:szCs w:val="18"/>
-              </w:rPr>
-              <w:t>Isolation Forest, Autoencoders</w:t>
-            </w:r>
+            <w:proofErr w:type="spellStart"/>
+            <w:r>
+              <w:rPr>
+                <w:sz w:val="18"/>
+                <w:szCs w:val="18"/>
+              </w:rPr>
+              <w:t>Isolation</w:t>
+            </w:r>
+            <w:proofErr w:type="spellEnd"/>
+            <w:r>
+              <w:rPr>
+                <w:sz w:val="18"/>
+                <w:szCs w:val="18"/>
+              </w:rPr>
+              <w:t xml:space="preserve"> Forest, </w:t>
+            </w:r>
+            <w:proofErr w:type="spellStart"/>
+            <w:r>
+              <w:rPr>
+                <w:sz w:val="18"/>
+                <w:szCs w:val="18"/>
+              </w:rPr>
+              <w:t>Autoencoders</w:t>
+            </w:r>
+            <w:proofErr w:type="spellEnd"/>
           </w:p>
         </w:tc>
       </w:tr>
@@ -2817,8 +3299,17 @@
                 <w:sz w:val="18"/>
                 <w:szCs w:val="18"/>
               </w:rPr>
-              <w:t>Random Forest, XGBoost</w:t>
-            </w:r>
+              <w:t xml:space="preserve">Random Forest, </w:t>
+            </w:r>
+            <w:proofErr w:type="spellStart"/>
+            <w:r>
+              <w:rPr>
+                <w:sz w:val="18"/>
+                <w:szCs w:val="18"/>
+              </w:rPr>
+              <w:t>XGBoost</w:t>
+            </w:r>
+            <w:proofErr w:type="spellEnd"/>
           </w:p>
         </w:tc>
       </w:tr>
@@ -2879,7 +3370,23 @@
                 <w:sz w:val="18"/>
                 <w:szCs w:val="18"/>
               </w:rPr>
-              <w:t>Mantenimiento predictivo (PdM)</w:t>
+              <w:t>Mantenimiento predictivo (</w:t>
+            </w:r>
+            <w:proofErr w:type="spellStart"/>
+            <w:r>
+              <w:rPr>
+                <w:sz w:val="18"/>
+                <w:szCs w:val="18"/>
+              </w:rPr>
+              <w:t>PdM</w:t>
+            </w:r>
+            <w:proofErr w:type="spellEnd"/>
+            <w:r>
+              <w:rPr>
+                <w:sz w:val="18"/>
+                <w:szCs w:val="18"/>
+              </w:rPr>
+              <w:t>)</w:t>
             </w:r>
           </w:p>
         </w:tc>
@@ -2968,7 +3475,23 @@
                 <w:sz w:val="18"/>
                 <w:szCs w:val="18"/>
               </w:rPr>
-              <w:t>Predicción de churn de clientes</w:t>
+              <w:t xml:space="preserve">Predicción de </w:t>
+            </w:r>
+            <w:proofErr w:type="spellStart"/>
+            <w:r>
+              <w:rPr>
+                <w:sz w:val="18"/>
+                <w:szCs w:val="18"/>
+              </w:rPr>
+              <w:t>churn</w:t>
+            </w:r>
+            <w:proofErr w:type="spellEnd"/>
+            <w:r>
+              <w:rPr>
+                <w:sz w:val="18"/>
+                <w:szCs w:val="18"/>
+              </w:rPr>
+              <w:t xml:space="preserve"> de clientes</w:t>
             </w:r>
           </w:p>
         </w:tc>
@@ -3019,7 +3542,25 @@
           <w:bCs/>
           <w:lang w:val="en-US"/>
         </w:rPr>
-        <w:t>4.4 Proceso KDD (Knowledge Discovery in Databases)</w:t>
+        <w:t xml:space="preserve">4.4 </w:t>
+      </w:r>
+      <w:proofErr w:type="spellStart"/>
+      <w:r>
+        <w:rPr>
+          <w:b/>
+          <w:bCs/>
+          <w:lang w:val="en-US"/>
+        </w:rPr>
+        <w:t>Proceso</w:t>
+      </w:r>
+      <w:proofErr w:type="spellEnd"/>
+      <w:r>
+        <w:rPr>
+          <w:b/>
+          <w:bCs/>
+          <w:lang w:val="en-US"/>
+        </w:rPr>
+        <w:t xml:space="preserve"> KDD (Knowledge Discovery in Databases)</w:t>
       </w:r>
     </w:p>
     <w:p>
@@ -3053,7 +3594,15 @@
         <w:spacing w:after="60"/>
       </w:pPr>
       <w:r>
-        <w:t>2. PREPROCESAMIENTO — Limpieza, integración y tratamiento de nulos/outliers.</w:t>
+        <w:t>2. PREPROCESAMIENTO — Limpieza, integración y tratamiento de nulos/</w:t>
+      </w:r>
+      <w:proofErr w:type="spellStart"/>
+      <w:r>
+        <w:t>outliers</w:t>
+      </w:r>
+      <w:proofErr w:type="spellEnd"/>
+      <w:r>
+        <w:t>.</w:t>
       </w:r>
     </w:p>
     <w:p>
@@ -3066,7 +3615,23 @@
         <w:spacing w:after="60"/>
       </w:pPr>
       <w:r>
-        <w:t>3. TRANSFORMACIÓN — Reducción dimensional, encoding, normalización, feature engineering.</w:t>
+        <w:t xml:space="preserve">3. TRANSFORMACIÓN — Reducción dimensional, </w:t>
+      </w:r>
+      <w:proofErr w:type="spellStart"/>
+      <w:r>
+        <w:t>encoding</w:t>
+      </w:r>
+      <w:proofErr w:type="spellEnd"/>
+      <w:r>
+        <w:t xml:space="preserve">, normalización, feature </w:t>
+      </w:r>
+      <w:proofErr w:type="spellStart"/>
+      <w:r>
+        <w:t>engineering</w:t>
+      </w:r>
+      <w:proofErr w:type="spellEnd"/>
+      <w:r>
+        <w:t>.</w:t>
       </w:r>
     </w:p>
     <w:p>
@@ -3158,7 +3723,21 @@
         <w:rPr>
           <w:lang w:val="en-US"/>
         </w:rPr>
-        <w:t>notebooks/etl_pipeline.py — ETL completo con pandas + scikit-learn</w:t>
+        <w:t xml:space="preserve">notebooks/etl_pipeline.py — ETL </w:t>
+      </w:r>
+      <w:proofErr w:type="spellStart"/>
+      <w:r>
+        <w:rPr>
+          <w:lang w:val="en-US"/>
+        </w:rPr>
+        <w:t>completo</w:t>
+      </w:r>
+      <w:proofErr w:type="spellEnd"/>
+      <w:r>
+        <w:rPr>
+          <w:lang w:val="en-US"/>
+        </w:rPr>
+        <w:t xml:space="preserve"> con pandas + scikit-learn</w:t>
       </w:r>
     </w:p>
     <w:p>
@@ -3173,12 +3752,42 @@
           <w:lang w:val="en-US"/>
         </w:rPr>
       </w:pPr>
+      <w:proofErr w:type="gramStart"/>
       <w:r>
         <w:rPr>
           <w:lang w:val="en-US"/>
         </w:rPr>
-        <w:t>notebooks/etl_pyspark.py  — ETL equivalente con PySpark + MLlib</w:t>
-      </w:r>
+        <w:t>notebooks/etl_pyspark.py  —</w:t>
+      </w:r>
+      <w:proofErr w:type="gramEnd"/>
+      <w:r>
+        <w:rPr>
+          <w:lang w:val="en-US"/>
+        </w:rPr>
+        <w:t xml:space="preserve"> ETL </w:t>
+      </w:r>
+      <w:proofErr w:type="spellStart"/>
+      <w:r>
+        <w:rPr>
+          <w:lang w:val="en-US"/>
+        </w:rPr>
+        <w:t>equivalente</w:t>
+      </w:r>
+      <w:proofErr w:type="spellEnd"/>
+      <w:r>
+        <w:rPr>
+          <w:lang w:val="en-US"/>
+        </w:rPr>
+        <w:t xml:space="preserve"> con PySpark + </w:t>
+      </w:r>
+      <w:proofErr w:type="spellStart"/>
+      <w:r>
+        <w:rPr>
+          <w:lang w:val="en-US"/>
+        </w:rPr>
+        <w:t>MLlib</w:t>
+      </w:r>
+      <w:proofErr w:type="spellEnd"/>
     </w:p>
     <w:p>
       <w:pPr>
@@ -3190,7 +3799,15 @@
         <w:spacing w:after="60"/>
       </w:pPr>
       <w:r>
-        <w:t>data/                      — CSVs y Parquet generados por el pipeline</w:t>
+        <w:t xml:space="preserve">data/                      — </w:t>
+      </w:r>
+      <w:proofErr w:type="spellStart"/>
+      <w:r>
+        <w:t>CSVs</w:t>
+      </w:r>
+      <w:proofErr w:type="spellEnd"/>
+      <w:r>
+        <w:t xml:space="preserve"> y Parquet generados por el pipeline</w:t>
       </w:r>
     </w:p>
     <w:p>
@@ -3210,7 +3827,55 @@
         <w:spacing w:after="100"/>
       </w:pPr>
       <w:r>
-        <w:t>Se generan cuatro datasets sintéticos realistas con la librería Faker (locale es_MX) y numpy para simular nulos, duplicados y outliers. El DataFrame de ventas contiene 500 registros base más 20 duplicados intencionales, lo que lo hace representativo para demostrar limpieza.</w:t>
+        <w:t xml:space="preserve">Se generan cuatro </w:t>
+      </w:r>
+      <w:proofErr w:type="spellStart"/>
+      <w:r>
+        <w:t>datasets</w:t>
+      </w:r>
+      <w:proofErr w:type="spellEnd"/>
+      <w:r>
+        <w:t xml:space="preserve"> sintéticos realistas con la librería Faker (</w:t>
+      </w:r>
+      <w:proofErr w:type="spellStart"/>
+      <w:r>
+        <w:t>locale</w:t>
+      </w:r>
+      <w:proofErr w:type="spellEnd"/>
+      <w:r>
+        <w:t xml:space="preserve"> </w:t>
+      </w:r>
+      <w:proofErr w:type="spellStart"/>
+      <w:r>
+        <w:t>es_MX</w:t>
+      </w:r>
+      <w:proofErr w:type="spellEnd"/>
+      <w:r>
+        <w:t xml:space="preserve">) y </w:t>
+      </w:r>
+      <w:proofErr w:type="spellStart"/>
+      <w:r>
+        <w:t>numpy</w:t>
+      </w:r>
+      <w:proofErr w:type="spellEnd"/>
+      <w:r>
+        <w:t xml:space="preserve"> para simular nulos, duplicados y </w:t>
+      </w:r>
+      <w:proofErr w:type="spellStart"/>
+      <w:r>
+        <w:t>outliers</w:t>
+      </w:r>
+      <w:proofErr w:type="spellEnd"/>
+      <w:r>
+        <w:t xml:space="preserve">. El </w:t>
+      </w:r>
+      <w:proofErr w:type="spellStart"/>
+      <w:r>
+        <w:t>DataFrame</w:t>
+      </w:r>
+      <w:proofErr w:type="spellEnd"/>
+      <w:r>
+        <w:t xml:space="preserve"> de ventas contiene 500 registros base más 20 duplicados intencionales, lo que lo hace representativo para demostrar limpieza.</w:t>
       </w:r>
     </w:p>
     <w:tbl>
@@ -3387,7 +4052,23 @@
                 <w:sz w:val="18"/>
                 <w:szCs w:val="18"/>
               </w:rPr>
-              <w:t>520 (con 20 dupl.)</w:t>
+              <w:t xml:space="preserve">520 (con 20 </w:t>
+            </w:r>
+            <w:proofErr w:type="spellStart"/>
+            <w:r>
+              <w:rPr>
+                <w:sz w:val="18"/>
+                <w:szCs w:val="18"/>
+              </w:rPr>
+              <w:t>dupl</w:t>
+            </w:r>
+            <w:proofErr w:type="spellEnd"/>
+            <w:r>
+              <w:rPr>
+                <w:sz w:val="18"/>
+                <w:szCs w:val="18"/>
+              </w:rPr>
+              <w:t>.)</w:t>
             </w:r>
           </w:p>
         </w:tc>
@@ -3409,12 +4090,69 @@
             </w:tcMar>
           </w:tcPr>
           <w:p>
-            <w:r>
-              <w:rPr>
-                <w:sz w:val="18"/>
-                <w:szCs w:val="18"/>
-              </w:rPr>
-              <w:t>venta_id, fecha, cliente_id, producto, categoria, cantidad, precio_unitario, descuento</w:t>
+            <w:proofErr w:type="spellStart"/>
+            <w:r>
+              <w:rPr>
+                <w:sz w:val="18"/>
+                <w:szCs w:val="18"/>
+              </w:rPr>
+              <w:t>venta_id</w:t>
+            </w:r>
+            <w:proofErr w:type="spellEnd"/>
+            <w:r>
+              <w:rPr>
+                <w:sz w:val="18"/>
+                <w:szCs w:val="18"/>
+              </w:rPr>
+              <w:t xml:space="preserve">, fecha, </w:t>
+            </w:r>
+            <w:proofErr w:type="spellStart"/>
+            <w:r>
+              <w:rPr>
+                <w:sz w:val="18"/>
+                <w:szCs w:val="18"/>
+              </w:rPr>
+              <w:t>cliente_id</w:t>
+            </w:r>
+            <w:proofErr w:type="spellEnd"/>
+            <w:r>
+              <w:rPr>
+                <w:sz w:val="18"/>
+                <w:szCs w:val="18"/>
+              </w:rPr>
+              <w:t xml:space="preserve">, producto, </w:t>
+            </w:r>
+            <w:proofErr w:type="spellStart"/>
+            <w:r>
+              <w:rPr>
+                <w:sz w:val="18"/>
+                <w:szCs w:val="18"/>
+              </w:rPr>
+              <w:t>categoria</w:t>
+            </w:r>
+            <w:proofErr w:type="spellEnd"/>
+            <w:r>
+              <w:rPr>
+                <w:sz w:val="18"/>
+                <w:szCs w:val="18"/>
+              </w:rPr>
+              <w:t xml:space="preserve">, cantidad, </w:t>
+            </w:r>
+            <w:proofErr w:type="spellStart"/>
+            <w:r>
+              <w:rPr>
+                <w:sz w:val="18"/>
+                <w:szCs w:val="18"/>
+              </w:rPr>
+              <w:t>precio_unitario</w:t>
+            </w:r>
+            <w:proofErr w:type="spellEnd"/>
+            <w:r>
+              <w:rPr>
+                <w:sz w:val="18"/>
+                <w:szCs w:val="18"/>
+              </w:rPr>
+              <w:t>, descuento</w:t>
             </w:r>
           </w:p>
         </w:tc>
@@ -3498,13 +4236,47 @@
             </w:tcMar>
           </w:tcPr>
           <w:p>
-            <w:r>
-              <w:rPr>
-                <w:sz w:val="18"/>
-                <w:szCs w:val="18"/>
-              </w:rPr>
-              <w:t>producto_id, nombre, categoria, precio, inventario, proveedor, fecha_alta</w:t>
-            </w:r>
+            <w:proofErr w:type="spellStart"/>
+            <w:r>
+              <w:rPr>
+                <w:sz w:val="18"/>
+                <w:szCs w:val="18"/>
+              </w:rPr>
+              <w:t>producto_id</w:t>
+            </w:r>
+            <w:proofErr w:type="spellEnd"/>
+            <w:r>
+              <w:rPr>
+                <w:sz w:val="18"/>
+                <w:szCs w:val="18"/>
+              </w:rPr>
+              <w:t xml:space="preserve">, nombre, </w:t>
+            </w:r>
+            <w:proofErr w:type="spellStart"/>
+            <w:r>
+              <w:rPr>
+                <w:sz w:val="18"/>
+                <w:szCs w:val="18"/>
+              </w:rPr>
+              <w:t>categoria</w:t>
+            </w:r>
+            <w:proofErr w:type="spellEnd"/>
+            <w:r>
+              <w:rPr>
+                <w:sz w:val="18"/>
+                <w:szCs w:val="18"/>
+              </w:rPr>
+              <w:t xml:space="preserve">, precio, inventario, proveedor, </w:t>
+            </w:r>
+            <w:proofErr w:type="spellStart"/>
+            <w:r>
+              <w:rPr>
+                <w:sz w:val="18"/>
+                <w:szCs w:val="18"/>
+              </w:rPr>
+              <w:t>fecha_alta</w:t>
+            </w:r>
+            <w:proofErr w:type="spellEnd"/>
           </w:p>
         </w:tc>
       </w:tr>
@@ -3533,6 +4305,8 @@
             </w:tcMar>
           </w:tcPr>
           <w:p>
+            <w:proofErr w:type="spellStart"/>
+            <w:proofErr w:type="gramStart"/>
             <w:r>
               <w:rPr>
                 <w:sz w:val="18"/>
@@ -3540,6 +4314,8 @@
               </w:rPr>
               <w:t>clientes.json</w:t>
             </w:r>
+            <w:proofErr w:type="spellEnd"/>
+            <w:proofErr w:type="gramEnd"/>
           </w:p>
         </w:tc>
         <w:tc>
@@ -3587,12 +4363,21 @@
             </w:tcMar>
           </w:tcPr>
           <w:p>
-            <w:r>
-              <w:rPr>
-                <w:sz w:val="18"/>
-                <w:szCs w:val="18"/>
-              </w:rPr>
-              <w:t>cliente_id, nombre, email, ciudad, edad, genero, registro</w:t>
+            <w:proofErr w:type="spellStart"/>
+            <w:r>
+              <w:rPr>
+                <w:sz w:val="18"/>
+                <w:szCs w:val="18"/>
+              </w:rPr>
+              <w:t>cliente_id</w:t>
+            </w:r>
+            <w:proofErr w:type="spellEnd"/>
+            <w:r>
+              <w:rPr>
+                <w:sz w:val="18"/>
+                <w:szCs w:val="18"/>
+              </w:rPr>
+              <w:t>, nombre, email, ciudad, edad, genero, registro</w:t>
             </w:r>
           </w:p>
         </w:tc>
@@ -3714,7 +4499,28 @@
         <w:spacing w:after="60"/>
       </w:pPr>
       <w:r>
-        <w:t>Eliminación de duplicados: df.drop_duplicates() → 20 registros removidos.</w:t>
+        <w:t xml:space="preserve">Eliminación de duplicados: </w:t>
+      </w:r>
+      <w:proofErr w:type="spellStart"/>
+      <w:proofErr w:type="gramStart"/>
+      <w:r>
+        <w:t>df.drop</w:t>
+      </w:r>
+      <w:proofErr w:type="gramEnd"/>
+      <w:r>
+        <w:t>_</w:t>
+      </w:r>
+      <w:proofErr w:type="gramStart"/>
+      <w:r>
+        <w:t>duplicates</w:t>
+      </w:r>
+      <w:proofErr w:type="spellEnd"/>
+      <w:r>
+        <w:t>(</w:t>
+      </w:r>
+      <w:proofErr w:type="gramEnd"/>
+      <w:r>
+        <w:t>) → 20 registros removidos.</w:t>
       </w:r>
     </w:p>
     <w:p>
@@ -3766,7 +4572,15 @@
         <w:spacing w:after="60"/>
       </w:pPr>
       <w:r>
-        <w:t>Feature derivada: total = cantidad × precio_unitario × (1 − descuento).</w:t>
+        <w:t xml:space="preserve">Feature derivada: total = cantidad × </w:t>
+      </w:r>
+      <w:proofErr w:type="spellStart"/>
+      <w:r>
+        <w:t>precio_unitario</w:t>
+      </w:r>
+      <w:proofErr w:type="spellEnd"/>
+      <w:r>
+        <w:t xml:space="preserve"> × (1 − descuento).</w:t>
       </w:r>
     </w:p>
     <w:p>
@@ -3779,7 +4593,46 @@
         <w:spacing w:after="60"/>
       </w:pPr>
       <w:r>
-        <w:t>PySpark equivalente: approxQuantile() para medianas en distribución, fillna() y withColumn() para transformaciones.</w:t>
+        <w:t xml:space="preserve">PySpark equivalente: </w:t>
+      </w:r>
+      <w:proofErr w:type="spellStart"/>
+      <w:proofErr w:type="gramStart"/>
+      <w:r>
+        <w:t>approxQuantile</w:t>
+      </w:r>
+      <w:proofErr w:type="spellEnd"/>
+      <w:r>
+        <w:t>(</w:t>
+      </w:r>
+      <w:proofErr w:type="gramEnd"/>
+      <w:r>
+        <w:t xml:space="preserve">) para medianas en distribución, </w:t>
+      </w:r>
+      <w:proofErr w:type="spellStart"/>
+      <w:proofErr w:type="gramStart"/>
+      <w:r>
+        <w:t>fillna</w:t>
+      </w:r>
+      <w:proofErr w:type="spellEnd"/>
+      <w:r>
+        <w:t>(</w:t>
+      </w:r>
+      <w:proofErr w:type="gramEnd"/>
+      <w:r>
+        <w:t xml:space="preserve">) y </w:t>
+      </w:r>
+      <w:proofErr w:type="spellStart"/>
+      <w:proofErr w:type="gramStart"/>
+      <w:r>
+        <w:t>withColumn</w:t>
+      </w:r>
+      <w:proofErr w:type="spellEnd"/>
+      <w:r>
+        <w:t>(</w:t>
+      </w:r>
+      <w:proofErr w:type="gramEnd"/>
+      <w:r>
+        <w:t>) para transformaciones.</w:t>
       </w:r>
     </w:p>
     <w:p>
@@ -3799,7 +4652,39 @@
         <w:spacing w:after="100"/>
       </w:pPr>
       <w:r>
-        <w:t>Los DataFrames limpios se persisten en formato Apache Parquet. Justificación: almacenamiento columnar con compresión Snappy (~70% menos espacio vs CSV), lectura eficiente por predicado pushdown y esquema embebido (evita re-inferencia).</w:t>
+        <w:t xml:space="preserve">Los </w:t>
+      </w:r>
+      <w:proofErr w:type="spellStart"/>
+      <w:r>
+        <w:t>DataFrames</w:t>
+      </w:r>
+      <w:proofErr w:type="spellEnd"/>
+      <w:r>
+        <w:t xml:space="preserve"> limpios se persisten en formato Apache Parquet. Justificación: almacenamiento columnar con compresión </w:t>
+      </w:r>
+      <w:proofErr w:type="spellStart"/>
+      <w:r>
+        <w:t>Snappy</w:t>
+      </w:r>
+      <w:proofErr w:type="spellEnd"/>
+      <w:r>
+        <w:t xml:space="preserve"> (~70% menos espacio vs CSV), lectura eficiente por predicado </w:t>
+      </w:r>
+      <w:proofErr w:type="spellStart"/>
+      <w:r>
+        <w:t>pushdown</w:t>
+      </w:r>
+      <w:proofErr w:type="spellEnd"/>
+      <w:r>
+        <w:t xml:space="preserve"> y esquema embebido (evita </w:t>
+      </w:r>
+      <w:proofErr w:type="spellStart"/>
+      <w:r>
+        <w:t>re-inferencia</w:t>
+      </w:r>
+      <w:proofErr w:type="spellEnd"/>
+      <w:r>
+        <w:t>).</w:t>
       </w:r>
     </w:p>
     <w:p>
@@ -3823,7 +4708,15 @@
         <w:spacing w:after="100"/>
       </w:pPr>
       <w:r>
-        <w:t>Los resultados son generados dinámicamente por el pipeline a partir del dataset sintético. Resultados de ejecución:</w:t>
+        <w:t xml:space="preserve">Los resultados son generados dinámicamente por el pipeline a partir del </w:t>
+      </w:r>
+      <w:proofErr w:type="spellStart"/>
+      <w:r>
+        <w:t>dataset</w:t>
+      </w:r>
+      <w:proofErr w:type="spellEnd"/>
+      <w:r>
+        <w:t xml:space="preserve"> sintético. Resultados de ejecución:</w:t>
       </w:r>
     </w:p>
     <w:tbl>
@@ -4028,7 +4921,23 @@
                 <w:sz w:val="18"/>
                 <w:szCs w:val="18"/>
               </w:rPr>
-              <w:t>Revisar estrategia de pricing en Alimentos</w:t>
+              <w:t xml:space="preserve">Revisar estrategia de </w:t>
+            </w:r>
+            <w:proofErr w:type="spellStart"/>
+            <w:r>
+              <w:rPr>
+                <w:sz w:val="18"/>
+                <w:szCs w:val="18"/>
+              </w:rPr>
+              <w:t>pricing</w:t>
+            </w:r>
+            <w:proofErr w:type="spellEnd"/>
+            <w:r>
+              <w:rPr>
+                <w:sz w:val="18"/>
+                <w:szCs w:val="18"/>
+              </w:rPr>
+              <w:t xml:space="preserve"> en Alimentos</w:t>
             </w:r>
           </w:p>
         </w:tc>
@@ -4117,7 +5026,23 @@
                 <w:sz w:val="18"/>
                 <w:szCs w:val="18"/>
               </w:rPr>
-              <w:t>Posible sobrestock, evaluar rotación</w:t>
+              <w:t xml:space="preserve">Posible </w:t>
+            </w:r>
+            <w:proofErr w:type="spellStart"/>
+            <w:r>
+              <w:rPr>
+                <w:sz w:val="18"/>
+                <w:szCs w:val="18"/>
+              </w:rPr>
+              <w:t>sobrestock</w:t>
+            </w:r>
+            <w:proofErr w:type="spellEnd"/>
+            <w:r>
+              <w:rPr>
+                <w:sz w:val="18"/>
+                <w:szCs w:val="18"/>
+              </w:rPr>
+              <w:t>, evaluar rotación</w:t>
             </w:r>
           </w:p>
         </w:tc>
@@ -4295,8 +5220,17 @@
                 <w:sz w:val="18"/>
                 <w:szCs w:val="18"/>
               </w:rPr>
-              <w:t>Potencial para campañas de cross-selling</w:t>
-            </w:r>
+              <w:t xml:space="preserve">Potencial para campañas de </w:t>
+            </w:r>
+            <w:proofErr w:type="spellStart"/>
+            <w:r>
+              <w:rPr>
+                <w:sz w:val="18"/>
+                <w:szCs w:val="18"/>
+              </w:rPr>
+              <w:t>cross-selling</w:t>
+            </w:r>
+            <w:proofErr w:type="spellEnd"/>
           </w:p>
         </w:tc>
       </w:tr>
@@ -4319,7 +5253,15 @@
         <w:spacing w:after="100"/>
       </w:pPr>
       <w:r>
-        <w:t>Objetivo: predecir valor_inventario (precio × inventario) a partir de precio, inventario y categoría, simulando un caso real de planificación financiera de almacén.</w:t>
+        <w:t xml:space="preserve">Objetivo: predecir </w:t>
+      </w:r>
+      <w:proofErr w:type="spellStart"/>
+      <w:r>
+        <w:t>valor_inventario</w:t>
+      </w:r>
+      <w:proofErr w:type="spellEnd"/>
+      <w:r>
+        <w:t xml:space="preserve"> (precio × inventario) a partir de precio, inventario y categoría, simulando un caso real de planificación financiera de almacén.</w:t>
       </w:r>
     </w:p>
     <w:p>
@@ -4331,8 +5273,17 @@
           <w:b/>
           <w:bCs/>
         </w:rPr>
-        <w:t>7.1 Feature engineering</w:t>
-      </w:r>
+        <w:t xml:space="preserve">7.1 Feature </w:t>
+      </w:r>
+      <w:proofErr w:type="spellStart"/>
+      <w:r>
+        <w:rPr>
+          <w:b/>
+          <w:bCs/>
+        </w:rPr>
+        <w:t>engineering</w:t>
+      </w:r>
+      <w:proofErr w:type="spellEnd"/>
     </w:p>
     <w:p>
       <w:pPr>
@@ -4343,8 +5294,21 @@
         </w:numPr>
         <w:spacing w:after="60"/>
       </w:pPr>
-      <w:r>
-        <w:t>LabelEncoder para categoría (StringIndexer en PySpark).</w:t>
+      <w:proofErr w:type="spellStart"/>
+      <w:r>
+        <w:t>LabelEncoder</w:t>
+      </w:r>
+      <w:proofErr w:type="spellEnd"/>
+      <w:r>
+        <w:t xml:space="preserve"> para categoría (</w:t>
+      </w:r>
+      <w:proofErr w:type="spellStart"/>
+      <w:r>
+        <w:t>StringIndexer</w:t>
+      </w:r>
+      <w:proofErr w:type="spellEnd"/>
+      <w:r>
+        <w:t xml:space="preserve"> en PySpark).</w:t>
       </w:r>
     </w:p>
     <w:p>
@@ -4357,7 +5321,23 @@
         <w:spacing w:after="60"/>
       </w:pPr>
       <w:r>
-        <w:t>Features: precio (float), inventario (int), cat_enc (int codificado).</w:t>
+        <w:t>Features: precio (</w:t>
+      </w:r>
+      <w:proofErr w:type="spellStart"/>
+      <w:r>
+        <w:t>float</w:t>
+      </w:r>
+      <w:proofErr w:type="spellEnd"/>
+      <w:r>
+        <w:t xml:space="preserve">), inventario (int), </w:t>
+      </w:r>
+      <w:proofErr w:type="spellStart"/>
+      <w:r>
+        <w:t>cat_enc</w:t>
+      </w:r>
+      <w:proofErr w:type="spellEnd"/>
+      <w:r>
+        <w:t xml:space="preserve"> (int codificado).</w:t>
       </w:r>
     </w:p>
     <w:p>
@@ -4370,7 +5350,15 @@
         <w:spacing w:after="60"/>
       </w:pPr>
       <w:r>
-        <w:t>Target: valor_inventario = precio × inventario.</w:t>
+        <w:t xml:space="preserve">Target: </w:t>
+      </w:r>
+      <w:proofErr w:type="spellStart"/>
+      <w:r>
+        <w:t>valor_inventario</w:t>
+      </w:r>
+      <w:proofErr w:type="spellEnd"/>
+      <w:r>
+        <w:t xml:space="preserve"> = precio × inventario.</w:t>
       </w:r>
     </w:p>
     <w:p>
@@ -4527,6 +5515,7 @@
             </w:tcMar>
           </w:tcPr>
           <w:p>
+            <w:proofErr w:type="spellStart"/>
             <w:r>
               <w:rPr>
                 <w:sz w:val="18"/>
@@ -4534,6 +5523,7 @@
               </w:rPr>
               <w:t>LinearRegression</w:t>
             </w:r>
+            <w:proofErr w:type="spellEnd"/>
           </w:p>
         </w:tc>
         <w:tc>
@@ -4616,6 +5606,7 @@
             </w:tcMar>
           </w:tcPr>
           <w:p>
+            <w:proofErr w:type="spellStart"/>
             <w:r>
               <w:rPr>
                 <w:sz w:val="18"/>
@@ -4623,6 +5614,7 @@
               </w:rPr>
               <w:t>GradientBoosting</w:t>
             </w:r>
+            <w:proofErr w:type="spellEnd"/>
           </w:p>
         </w:tc>
         <w:tc>
@@ -4691,7 +5683,31 @@
         <w:spacing w:after="100"/>
       </w:pPr>
       <w:r>
-        <w:t>El modelo GradientBoosting supera a la regresión lineal con R² = 0.81, lo que indica que el 81% de la varianza del valor de inventario es explicada por las tres variables de entrada. El MAE de $222K sobre un target con rango de hasta $3M es aceptable para un dataset de 40 productos.</w:t>
+        <w:t xml:space="preserve">El modelo </w:t>
+      </w:r>
+      <w:proofErr w:type="spellStart"/>
+      <w:r>
+        <w:t>GradientBoosting</w:t>
+      </w:r>
+      <w:proofErr w:type="spellEnd"/>
+      <w:r>
+        <w:t xml:space="preserve"> supera a la regresión lineal con R² = 0.81, lo que indica que el 81% de la varianza del valor de inventario es explicada por las tres variables de entrada. El MAE de $222K sobre un </w:t>
+      </w:r>
+      <w:proofErr w:type="gramStart"/>
+      <w:r>
+        <w:t>target</w:t>
+      </w:r>
+      <w:proofErr w:type="gramEnd"/>
+      <w:r>
+        <w:t xml:space="preserve"> con rango de hasta $3M es aceptable para un </w:t>
+      </w:r>
+      <w:proofErr w:type="spellStart"/>
+      <w:r>
+        <w:t>dataset</w:t>
+      </w:r>
+      <w:proofErr w:type="spellEnd"/>
+      <w:r>
+        <w:t xml:space="preserve"> de 40 productos.</w:t>
       </w:r>
     </w:p>
     <w:p>
@@ -4729,7 +5745,15 @@
         <w:spacing w:after="60"/>
       </w:pPr>
       <w:r>
-        <w:t>Para producción se recomendaría: más registros históricos, incorporar estacionalidad y proveedor como features, y usar cross-validation con k=5.</w:t>
+        <w:t xml:space="preserve">Para producción se recomendaría: más registros históricos, incorporar estacionalidad y proveedor como features, y usar </w:t>
+      </w:r>
+      <w:proofErr w:type="spellStart"/>
+      <w:r>
+        <w:t>cross-validation</w:t>
+      </w:r>
+      <w:proofErr w:type="spellEnd"/>
+      <w:r>
+        <w:t xml:space="preserve"> con k=5.</w:t>
       </w:r>
     </w:p>
     <w:p>
@@ -4742,7 +5766,41 @@
         <w:spacing w:after="60"/>
       </w:pPr>
       <w:r>
-        <w:t>Versión PySpark MLlib (etl_pyspark.py): mismo pipeline con LinearRegression y GBTRegressor de org.apache.spark.ml.regression.</w:t>
+        <w:t xml:space="preserve">Versión PySpark </w:t>
+      </w:r>
+      <w:proofErr w:type="spellStart"/>
+      <w:r>
+        <w:t>MLlib</w:t>
+      </w:r>
+      <w:proofErr w:type="spellEnd"/>
+      <w:r>
+        <w:t xml:space="preserve"> (etl_pyspark.py): mismo pipeline con </w:t>
+      </w:r>
+      <w:proofErr w:type="spellStart"/>
+      <w:r>
+        <w:t>LinearRegression</w:t>
+      </w:r>
+      <w:proofErr w:type="spellEnd"/>
+      <w:r>
+        <w:t xml:space="preserve"> y </w:t>
+      </w:r>
+      <w:proofErr w:type="spellStart"/>
+      <w:r>
+        <w:t>GBTRegressor</w:t>
+      </w:r>
+      <w:proofErr w:type="spellEnd"/>
+      <w:r>
+        <w:t xml:space="preserve"> de </w:t>
+      </w:r>
+      <w:proofErr w:type="spellStart"/>
+      <w:proofErr w:type="gramStart"/>
+      <w:r>
+        <w:t>org.apache.spark.ml.regression</w:t>
+      </w:r>
+      <w:proofErr w:type="spellEnd"/>
+      <w:proofErr w:type="gramEnd"/>
+      <w:r>
+        <w:t>.</w:t>
       </w:r>
     </w:p>
     <w:p>
@@ -5157,30 +6215,47 @@
     </w:p>
     <w:p>
       <w:pPr>
-        <w:pBdr>
-          <w:bottom w:val="single" w:sz="4" w:space="0" w:color="CCCCCC"/>
-        </w:pBdr>
-        <w:spacing w:before="120" w:after="120"/>
-      </w:pPr>
-    </w:p>
-    <w:p>
-      <w:pPr>
-        <w:spacing w:after="240"/>
-      </w:pPr>
-    </w:p>
-    <w:p>
-      <w:pPr>
-        <w:jc w:val="center"/>
-      </w:pPr>
-      <w:r>
-        <w:rPr>
-          <w:color w:val="999999"/>
-          <w:sz w:val="18"/>
-          <w:szCs w:val="18"/>
-        </w:rPr>
-        <w:t>— Fin del documento —</w:t>
-      </w:r>
-    </w:p>
+        <w:pStyle w:val="Ttulo2"/>
+      </w:pPr>
+      <w:r>
+        <w:drawing>
+          <wp:inline distT="0" distB="0" distL="0" distR="0" wp14:anchorId="2DD43EF3" wp14:editId="6424B377">
+            <wp:extent cx="5943600" cy="3776980"/>
+            <wp:effectExtent l="0" t="0" r="0" b="0"/>
+            <wp:docPr id="1893959442" name="Imagen 1"/>
+            <wp:cNvGraphicFramePr>
+              <a:graphicFrameLocks xmlns:a="http://schemas.openxmlformats.org/drawingml/2006/main" noChangeAspect="1"/>
+            </wp:cNvGraphicFramePr>
+            <a:graphic xmlns:a="http://schemas.openxmlformats.org/drawingml/2006/main">
+              <a:graphicData uri="http://schemas.openxmlformats.org/drawingml/2006/picture">
+                <pic:pic xmlns:pic="http://schemas.openxmlformats.org/drawingml/2006/picture">
+                  <pic:nvPicPr>
+                    <pic:cNvPr id="1893959442" name=""/>
+                    <pic:cNvPicPr/>
+                  </pic:nvPicPr>
+                  <pic:blipFill>
+                    <a:blip r:embed="rId14"/>
+                    <a:stretch>
+                      <a:fillRect/>
+                    </a:stretch>
+                  </pic:blipFill>
+                  <pic:spPr>
+                    <a:xfrm>
+                      <a:off x="0" y="0"/>
+                      <a:ext cx="5943600" cy="3776980"/>
+                    </a:xfrm>
+                    <a:prstGeom prst="rect">
+                      <a:avLst/>
+                    </a:prstGeom>
+                  </pic:spPr>
+                </pic:pic>
+              </a:graphicData>
+            </a:graphic>
+          </wp:inline>
+        </w:drawing>
+      </w:r>
+    </w:p>
+    <w:p/>
     <w:sectPr>
       <w:pgSz w:w="12240" w:h="15840"/>
       <w:pgMar w:top="1440" w:right="1440" w:bottom="1440" w:left="1440" w:header="708" w:footer="708" w:gutter="0"/>
